--- a/hin/docx/002.content.docx
+++ b/hin/docx/002.content.docx
@@ -211,18 +211,12 @@
         </w:rPr>
         <w:t xml:space="preserve">परमेश्वर ने लोगों को एक शरीर के साथ बनाया, और हम एक-दूसरे के शरीर को छू और देख सकते हैं। लेकिन परमेश्वर ने लोगों को विचारों, भावनाओं और इच्छाओं के साथ भी बनाया। हम किसी व्यक्ति के इस भाग को देख नहीं सकते, पर हम जानते हैं कि वह है। किसी व्यक्ति के इस अदृश्य भाग को बाइबल में आमतौर पर </w:t>
       </w:r>
-      <w:hyperlink r:id="rId13">
-        <w:r>
-          <w:rPr>
-            <w:lang w:val="hi_IN" w:bidi="hi_IN"/>
-          </w:rPr>
-          <w:rPr>
-            <w:color w:val="0000EE"/>
-            <w:u w:val="single"/>
-          </w:rPr>
-          <w:t>प्राण</w:t>
-        </w:r>
-      </w:hyperlink>
+      <w:r>
+        <w:rPr>
+          <w:lang w:val="hi_IN" w:bidi="hi_IN"/>
+        </w:rPr>
+        <w:t>प्राण</w:t>
+      </w:r>
       <w:r>
         <w:rPr>
           <w:lang w:val="hi_IN" w:bidi="hi_IN"/>
@@ -284,7 +278,6 @@
       </w:r>
       <w:r>
         <w:rPr>
-          <w:b/>
           <w:lang w:val="hi_IN" w:bidi="hi_IN"/>
         </w:rPr>
         <w:t>विश्वास</w:t>
@@ -407,18 +400,13 @@
         </w:rPr>
         <w:t xml:space="preserve"> एक </w:t>
       </w:r>
-      <w:hyperlink r:id="rId14">
-        <w:r>
-          <w:rPr>
-            <w:lang w:val="hi_IN" w:bidi="hi_IN"/>
-          </w:rPr>
-          <w:rPr>
-            <w:color w:val="0000EE"/>
-            <w:u w:val="single"/>
-          </w:rPr>
-          <w:t>इब्रानी</w:t>
-        </w:r>
-      </w:hyperlink>
+      <w:r>
+        <w:rPr>
+          <w:b/>
+          <w:lang w:val="hi_IN" w:bidi="hi_IN"/>
+        </w:rPr>
+        <w:t>इब्रानी</w:t>
+      </w:r>
       <w:r>
         <w:rPr>
           <w:lang w:val="hi_IN" w:bidi="hi_IN"/>
@@ -441,7 +429,6 @@
       </w:r>
       <w:r>
         <w:rPr>
-          <w:b/>
           <w:lang w:val="hi_IN" w:bidi="hi_IN"/>
         </w:rPr>
         <w:t>विश्वास</w:t>
@@ -550,22 +537,21 @@
       </w:r>
       <w:r>
         <w:rPr>
+          <w:lang w:val="hi_IN" w:bidi="hi_IN"/>
+        </w:rPr>
+        <w:t>यहूदी</w:t>
+      </w:r>
+      <w:r>
+        <w:rPr>
+          <w:lang w:val="hi_IN" w:bidi="hi_IN"/>
+        </w:rPr>
+        <w:t xml:space="preserve"> लोग </w:t>
+      </w:r>
+      <w:r>
+        <w:rPr>
           <w:b/>
           <w:lang w:val="hi_IN" w:bidi="hi_IN"/>
         </w:rPr>
-        <w:t>यहूदी</w:t>
-      </w:r>
-      <w:r>
-        <w:rPr>
-          <w:lang w:val="hi_IN" w:bidi="hi_IN"/>
-        </w:rPr>
-        <w:t xml:space="preserve"> लोग </w:t>
-      </w:r>
-      <w:r>
-        <w:rPr>
-          <w:b/>
-          <w:lang w:val="hi_IN" w:bidi="hi_IN"/>
-        </w:rPr>
         <w:t>प्रार्थना</w:t>
       </w:r>
       <w:r>
@@ -574,18 +560,12 @@
         </w:rPr>
         <w:t xml:space="preserve"> करने और </w:t>
       </w:r>
-      <w:hyperlink r:id="rId15">
-        <w:r>
-          <w:rPr>
-            <w:lang w:val="hi_IN" w:bidi="hi_IN"/>
-          </w:rPr>
-          <w:rPr>
-            <w:color w:val="0000EE"/>
-            <w:u w:val="single"/>
-          </w:rPr>
-          <w:t>शास्त्रों</w:t>
-        </w:r>
-      </w:hyperlink>
+      <w:r>
+        <w:rPr>
+          <w:lang w:val="hi_IN" w:bidi="hi_IN"/>
+        </w:rPr>
+        <w:t>शास्त्रों</w:t>
+      </w:r>
       <w:r>
         <w:rPr>
           <w:lang w:val="hi_IN" w:bidi="hi_IN"/>
@@ -606,18 +586,12 @@
         </w:rPr>
         <w:t xml:space="preserve">एक आराधनालय </w:t>
       </w:r>
-      <w:hyperlink r:id="rId16">
-        <w:r>
-          <w:rPr>
-            <w:lang w:val="hi_IN" w:bidi="hi_IN"/>
-          </w:rPr>
-          <w:rPr>
-            <w:color w:val="0000EE"/>
-            <w:u w:val="single"/>
-          </w:rPr>
-          <w:t>मन्दिर</w:t>
-        </w:r>
-      </w:hyperlink>
+      <w:r>
+        <w:rPr>
+          <w:lang w:val="hi_IN" w:bidi="hi_IN"/>
+        </w:rPr>
+        <w:t>मन्दिर</w:t>
+      </w:r>
       <w:r>
         <w:rPr>
           <w:lang w:val="hi_IN" w:bidi="hi_IN"/>
@@ -626,7 +600,6 @@
       </w:r>
       <w:r>
         <w:rPr>
-          <w:b/>
           <w:lang w:val="hi_IN" w:bidi="hi_IN"/>
         </w:rPr>
         <w:t>बलिदान</w:t>
@@ -637,36 +610,24 @@
         </w:rPr>
         <w:t xml:space="preserve"> चढ़ाते थे। लोग आराधनालय में बलिदान नहीं लाते थे। </w:t>
       </w:r>
-      <w:hyperlink r:id="rId17">
-        <w:r>
-          <w:rPr>
-            <w:lang w:val="hi_IN" w:bidi="hi_IN"/>
-          </w:rPr>
-          <w:rPr>
-            <w:color w:val="0000EE"/>
-            <w:u w:val="single"/>
-          </w:rPr>
-          <w:t>यरूशलेम</w:t>
-        </w:r>
-      </w:hyperlink>
+      <w:r>
+        <w:rPr>
+          <w:lang w:val="hi_IN" w:bidi="hi_IN"/>
+        </w:rPr>
+        <w:t>यरूशलेम</w:t>
+      </w:r>
       <w:r>
         <w:rPr>
           <w:lang w:val="hi_IN" w:bidi="hi_IN"/>
         </w:rPr>
         <w:t xml:space="preserve"> में यहूदियों के लिए केवल एक मन्दिर था, लेकिन आराधनालय बहुत से थे। हम पुराने नियम में आराधनालयों के बारे में नहीं सुनते, लेकिन नए नियम के समय में सारे </w:t>
       </w:r>
-      <w:hyperlink r:id="rId18">
-        <w:r>
-          <w:rPr>
-            <w:lang w:val="hi_IN" w:bidi="hi_IN"/>
-          </w:rPr>
-          <w:rPr>
-            <w:color w:val="0000EE"/>
-            <w:u w:val="single"/>
-          </w:rPr>
-          <w:t>इस्राएल</w:t>
-        </w:r>
-      </w:hyperlink>
+      <w:r>
+        <w:rPr>
+          <w:lang w:val="hi_IN" w:bidi="hi_IN"/>
+        </w:rPr>
+        <w:t>इस्राएल</w:t>
+      </w:r>
       <w:r>
         <w:rPr>
           <w:lang w:val="hi_IN" w:bidi="hi_IN"/>
@@ -687,18 +648,12 @@
         </w:rPr>
         <w:t xml:space="preserve">यहूदी </w:t>
       </w:r>
-      <w:hyperlink r:id="rId19">
-        <w:r>
-          <w:rPr>
-            <w:lang w:val="hi_IN" w:bidi="hi_IN"/>
-          </w:rPr>
-          <w:rPr>
-            <w:color w:val="0000EE"/>
-            <w:u w:val="single"/>
-          </w:rPr>
-          <w:t>सब्त</w:t>
-        </w:r>
-      </w:hyperlink>
+      <w:r>
+        <w:rPr>
+          <w:lang w:val="hi_IN" w:bidi="hi_IN"/>
+        </w:rPr>
+        <w:t>सब्त</w:t>
+      </w:r>
       <w:r>
         <w:rPr>
           <w:lang w:val="hi_IN" w:bidi="hi_IN"/>
@@ -776,36 +731,25 @@
         </w:rPr>
         <w:t xml:space="preserve">आपको उसी शब्द का इस्तेमाल नहीं करना चाहिए जो आप </w:t>
       </w:r>
-      <w:hyperlink r:id="rId16">
-        <w:r>
-          <w:rPr>
-            <w:lang w:val="hi_IN" w:bidi="hi_IN"/>
-          </w:rPr>
-          <w:rPr>
-            <w:color w:val="0000EE"/>
-            <w:u w:val="single"/>
-          </w:rPr>
-          <w:t>मन्दिर</w:t>
-        </w:r>
-      </w:hyperlink>
+      <w:r>
+        <w:rPr>
+          <w:lang w:val="hi_IN" w:bidi="hi_IN"/>
+        </w:rPr>
+        <w:t>मन्दिर</w:t>
+      </w:r>
       <w:r>
         <w:rPr>
           <w:lang w:val="hi_IN" w:bidi="hi_IN"/>
         </w:rPr>
         <w:t xml:space="preserve"> के लिए करते हैं। आपको उस शब्द का भी इस्तेमाल नहीं करना चाहिए जो आप </w:t>
       </w:r>
-      <w:hyperlink r:id="rId20">
-        <w:r>
-          <w:rPr>
-            <w:lang w:val="hi_IN" w:bidi="hi_IN"/>
-          </w:rPr>
-          <w:rPr>
-            <w:color w:val="0000EE"/>
-            <w:u w:val="single"/>
-          </w:rPr>
-          <w:t>कलीसिया</w:t>
-        </w:r>
-      </w:hyperlink>
+      <w:r>
+        <w:rPr>
+          <w:b/>
+          <w:lang w:val="hi_IN" w:bidi="hi_IN"/>
+        </w:rPr>
+        <w:t>कलीसिया</w:t>
+      </w:r>
       <w:r>
         <w:rPr>
           <w:lang w:val="hi_IN" w:bidi="hi_IN"/>
@@ -854,18 +798,13 @@
           <w:lang w:val="hi_IN" w:bidi="hi_IN"/>
         </w:rPr>
       </w:r>
-      <w:hyperlink r:id="rId21">
-        <w:r>
-          <w:rPr>
-            <w:lang w:val="hi_IN" w:bidi="hi_IN"/>
-          </w:rPr>
-          <w:rPr>
-            <w:color w:val="0000EE"/>
-            <w:u w:val="single"/>
-          </w:rPr>
-          <w:t>आराधनालय</w:t>
-        </w:r>
-      </w:hyperlink>
+      <w:r>
+        <w:rPr>
+          <w:b/>
+          <w:lang w:val="hi_IN" w:bidi="hi_IN"/>
+        </w:rPr>
+        <w:t>आराधनालय</w:t>
+      </w:r>
       <w:r>
         <w:rPr>
           <w:lang w:val="hi_IN" w:bidi="hi_IN"/>
@@ -874,22 +813,21 @@
       </w:r>
       <w:r>
         <w:rPr>
+          <w:lang w:val="hi_IN" w:bidi="hi_IN"/>
+        </w:rPr>
+        <w:t>यहूदी</w:t>
+      </w:r>
+      <w:r>
+        <w:rPr>
+          <w:lang w:val="hi_IN" w:bidi="hi_IN"/>
+        </w:rPr>
+        <w:t xml:space="preserve"> लोग </w:t>
+      </w:r>
+      <w:r>
+        <w:rPr>
           <w:b/>
           <w:lang w:val="hi_IN" w:bidi="hi_IN"/>
         </w:rPr>
-        <w:t>यहूदी</w:t>
-      </w:r>
-      <w:r>
-        <w:rPr>
-          <w:lang w:val="hi_IN" w:bidi="hi_IN"/>
-        </w:rPr>
-        <w:t xml:space="preserve"> लोग </w:t>
-      </w:r>
-      <w:r>
-        <w:rPr>
-          <w:b/>
-          <w:lang w:val="hi_IN" w:bidi="hi_IN"/>
-        </w:rPr>
         <w:t>प्रार्थना</w:t>
       </w:r>
       <w:r>
@@ -898,18 +836,12 @@
         </w:rPr>
         <w:t xml:space="preserve"> करने और </w:t>
       </w:r>
-      <w:hyperlink r:id="rId15">
-        <w:r>
-          <w:rPr>
-            <w:lang w:val="hi_IN" w:bidi="hi_IN"/>
-          </w:rPr>
-          <w:rPr>
-            <w:color w:val="0000EE"/>
-            <w:u w:val="single"/>
-          </w:rPr>
-          <w:t>शास्त्रों</w:t>
-        </w:r>
-      </w:hyperlink>
+      <w:r>
+        <w:rPr>
+          <w:lang w:val="hi_IN" w:bidi="hi_IN"/>
+        </w:rPr>
+        <w:t>शास्त्रों</w:t>
+      </w:r>
       <w:r>
         <w:rPr>
           <w:lang w:val="hi_IN" w:bidi="hi_IN"/>
@@ -1112,18 +1044,12 @@
         </w:rPr>
         <w:t xml:space="preserve">आशीष का विपरीत </w:t>
       </w:r>
-      <w:hyperlink r:id="rId22">
-        <w:r>
-          <w:rPr>
-            <w:lang w:val="hi_IN" w:bidi="hi_IN"/>
-          </w:rPr>
-          <w:rPr>
-            <w:color w:val="0000EE"/>
-            <w:u w:val="single"/>
-          </w:rPr>
-          <w:t>श्राप</w:t>
-        </w:r>
-      </w:hyperlink>
+      <w:r>
+        <w:rPr>
+          <w:lang w:val="hi_IN" w:bidi="hi_IN"/>
+        </w:rPr>
+        <w:t>श्राप</w:t>
+      </w:r>
       <w:r>
         <w:rPr>
           <w:lang w:val="hi_IN" w:bidi="hi_IN"/>
@@ -1221,22 +1147,21 @@
       </w:r>
       <w:r>
         <w:rPr>
+          <w:lang w:val="hi_IN" w:bidi="hi_IN"/>
+        </w:rPr>
+        <w:t>यहूदी</w:t>
+      </w:r>
+      <w:r>
+        <w:rPr>
+          <w:lang w:val="hi_IN" w:bidi="hi_IN"/>
+        </w:rPr>
+        <w:t xml:space="preserve"> साल में एक बार एक विशेष त्योहार मनाते थे जिसे वे "झोपड़ियों का त्योहार" या "तम्बू या </w:t>
+      </w:r>
+      <w:r>
+        <w:rPr>
           <w:b/>
           <w:lang w:val="hi_IN" w:bidi="hi_IN"/>
         </w:rPr>
-        <w:t>यहूदी</w:t>
-      </w:r>
-      <w:r>
-        <w:rPr>
-          <w:lang w:val="hi_IN" w:bidi="hi_IN"/>
-        </w:rPr>
-        <w:t xml:space="preserve"> साल में एक बार एक विशेष त्योहार मनाते थे जिसे वे "झोपड़ियों का त्योहार" या "तम्बू या </w:t>
-      </w:r>
-      <w:r>
-        <w:rPr>
-          <w:b/>
-          <w:lang w:val="hi_IN" w:bidi="hi_IN"/>
-        </w:rPr>
         <w:t>तम्बू का त्योहार"</w:t>
       </w:r>
       <w:r>
@@ -1245,18 +1170,12 @@
         </w:rPr>
         <w:t xml:space="preserve"> कहते थे। इस त्योहार के दौरान, यहूदी अपने बगीचों या अपने घर की छत पर आश्रय या तम्बू बनाते थे और इन आश्रयों में सात दिन तक रहते थे। यह लोगों को याद दिलाता था कि बहुत समय पहले, मूसा के समय में, परमेश्वर ने उनके पूर्वजों को मिस्र की गुलामी से छुड़ाया था फिर वे कई सालों तक </w:t>
       </w:r>
-      <w:hyperlink r:id="rId23">
-        <w:r>
-          <w:rPr>
-            <w:lang w:val="hi_IN" w:bidi="hi_IN"/>
-          </w:rPr>
-          <w:rPr>
-            <w:color w:val="0000EE"/>
-            <w:u w:val="single"/>
-          </w:rPr>
-          <w:t>जंगल</w:t>
-        </w:r>
-      </w:hyperlink>
+      <w:r>
+        <w:rPr>
+          <w:lang w:val="hi_IN" w:bidi="hi_IN"/>
+        </w:rPr>
+        <w:t>जंगल</w:t>
+      </w:r>
       <w:r>
         <w:rPr>
           <w:lang w:val="hi_IN" w:bidi="hi_IN"/>
